--- a/Verse Base Emotion Analuysis.docx
+++ b/Verse Base Emotion Analuysis.docx
@@ -9043,16 +9043,7 @@
           <w:sz w:val="24"/>
           <w:szCs w:val="24"/>
         </w:rPr>
-        <w:t>1.</w:t>
-      </w:r>
-      <w:r>
-        <w:rPr>
-          <w:rFonts w:ascii="Times New Roman" w:hAnsi="Times New Roman" w:cs="Times New Roman"/>
-          <w:b/>
-          <w:sz w:val="24"/>
-          <w:szCs w:val="24"/>
-        </w:rPr>
-        <w:t>5</w:t>
+        <w:t>1.5</w:t>
       </w:r>
       <w:r>
         <w:rPr>
@@ -9805,16 +9796,7 @@
           <w:sz w:val="24"/>
           <w:szCs w:val="24"/>
         </w:rPr>
-        <w:t>3</w:t>
-      </w:r>
-      <w:r>
-        <w:rPr>
-          <w:rFonts w:ascii="Times New Roman" w:hAnsi="Times New Roman" w:cs="Times New Roman"/>
-          <w:b/>
-          <w:sz w:val="24"/>
-          <w:szCs w:val="24"/>
-        </w:rPr>
-        <w:t xml:space="preserve"> </w:t>
+        <w:t xml:space="preserve">3 </w:t>
       </w:r>
       <w:r>
         <w:t xml:space="preserve"> </w:t>
@@ -10382,27 +10364,7 @@
           <w:sz w:val="24"/>
           <w:szCs w:val="24"/>
         </w:rPr>
-        <w:t>2.</w:t>
-      </w:r>
-      <w:r>
-        <w:rPr>
-          <w:rFonts w:ascii="Times New Roman" w:hAnsi="Times New Roman" w:cs="Times New Roman"/>
-          <w:b/>
-          <w:bCs/>
-          <w:sz w:val="24"/>
-          <w:szCs w:val="24"/>
-        </w:rPr>
-        <w:t xml:space="preserve">5 </w:t>
-      </w:r>
-      <w:r>
-        <w:rPr>
-          <w:rFonts w:ascii="Times New Roman" w:hAnsi="Times New Roman" w:cs="Times New Roman"/>
-          <w:b/>
-          <w:bCs/>
-          <w:sz w:val="24"/>
-          <w:szCs w:val="24"/>
-        </w:rPr>
-        <w:t>Summary of Related Work and Research Gap</w:t>
+        <w:t>2.5 Summary of Related Work and Research Gap</w:t>
       </w:r>
     </w:p>
     <w:p>
@@ -11772,13 +11734,7 @@
         <w:ind w:left="360"/>
       </w:pPr>
       <w:r>
-        <w:t xml:space="preserve">This chapter presents the complete methodology used in this research. The overall system design is organized into four sequential phases, each building on the output of the previous one. Figure </w:t>
-      </w:r>
-      <w:r>
-        <w:t>3</w:t>
-      </w:r>
-      <w:r>
-        <w:t>.1 below illustrates the full pipeline from raw data collection to final emotion classification output.</w:t>
+        <w:t>This chapter presents the complete methodology used in this research. The overall system design is organized into four sequential phases, each building on the output of the previous one. Figure 3.1 below illustrates the full pipeline from raw data collection to final emotion classification output.</w:t>
       </w:r>
     </w:p>
     <w:p>
@@ -12335,17 +12291,7 @@
           <w:sz w:val="24"/>
           <w:szCs w:val="24"/>
         </w:rPr>
-        <w:t>2</w:t>
-      </w:r>
-      <w:r>
-        <w:rPr>
-          <w:rFonts w:ascii="Times New Roman" w:hAnsi="Times New Roman" w:cs="Times New Roman"/>
-          <w:b/>
-          <w:color w:val="000000"/>
-          <w:sz w:val="24"/>
-          <w:szCs w:val="24"/>
-        </w:rPr>
-        <w:t xml:space="preserve"> </w:t>
+        <w:t xml:space="preserve">2 </w:t>
       </w:r>
       <w:r>
         <w:rPr>
@@ -12422,27 +12368,7 @@
           <w:sz w:val="24"/>
           <w:szCs w:val="24"/>
         </w:rPr>
-        <w:t>2</w:t>
-      </w:r>
-      <w:r>
-        <w:rPr>
-          <w:rFonts w:ascii="Times New Roman" w:hAnsi="Times New Roman" w:cs="Times New Roman"/>
-          <w:b/>
-          <w:color w:val="000000"/>
-          <w:sz w:val="24"/>
-          <w:szCs w:val="24"/>
-        </w:rPr>
-        <w:t>.1</w:t>
-      </w:r>
-      <w:r>
-        <w:rPr>
-          <w:rFonts w:ascii="Times New Roman" w:hAnsi="Times New Roman" w:cs="Times New Roman"/>
-          <w:b/>
-          <w:color w:val="000000"/>
-          <w:sz w:val="24"/>
-          <w:szCs w:val="24"/>
-        </w:rPr>
-        <w:t xml:space="preserve"> </w:t>
+        <w:t xml:space="preserve">2.1 </w:t>
       </w:r>
       <w:r>
         <w:rPr>
@@ -12539,13 +12465,23 @@
           <w:szCs w:val="24"/>
         </w:rPr>
       </w:pPr>
-      <w:r>
-        <w:rPr>
-          <w:rFonts w:ascii="Times New Roman" w:hAnsi="Times New Roman" w:cs="Times New Roman"/>
-          <w:sz w:val="24"/>
-          <w:szCs w:val="24"/>
-        </w:rPr>
-        <w:t xml:space="preserve">Stopword Removal: </w:t>
+      <w:proofErr w:type="spellStart"/>
+      <w:r>
+        <w:rPr>
+          <w:rFonts w:ascii="Times New Roman" w:hAnsi="Times New Roman" w:cs="Times New Roman"/>
+          <w:sz w:val="24"/>
+          <w:szCs w:val="24"/>
+        </w:rPr>
+        <w:t>Stopword</w:t>
+      </w:r>
+      <w:proofErr w:type="spellEnd"/>
+      <w:r>
+        <w:rPr>
+          <w:rFonts w:ascii="Times New Roman" w:hAnsi="Times New Roman" w:cs="Times New Roman"/>
+          <w:sz w:val="24"/>
+          <w:szCs w:val="24"/>
+        </w:rPr>
+        <w:t xml:space="preserve"> Removal: </w:t>
       </w:r>
       <w:proofErr w:type="spellStart"/>
       <w:r>
@@ -12846,27 +12782,7 @@
           <w:sz w:val="24"/>
           <w:szCs w:val="24"/>
         </w:rPr>
-        <w:t>2.</w:t>
-      </w:r>
-      <w:r>
-        <w:rPr>
-          <w:rFonts w:ascii="Times New Roman" w:hAnsi="Times New Roman" w:cs="Times New Roman"/>
-          <w:b/>
-          <w:color w:val="000000"/>
-          <w:sz w:val="24"/>
-          <w:szCs w:val="24"/>
-        </w:rPr>
-        <w:t>2</w:t>
-      </w:r>
-      <w:r>
-        <w:rPr>
-          <w:rFonts w:ascii="Times New Roman" w:hAnsi="Times New Roman" w:cs="Times New Roman"/>
-          <w:b/>
-          <w:color w:val="000000"/>
-          <w:sz w:val="24"/>
-          <w:szCs w:val="24"/>
-        </w:rPr>
-        <w:t xml:space="preserve"> </w:t>
+        <w:t xml:space="preserve">2.2 </w:t>
       </w:r>
       <w:r>
         <w:rPr>
@@ -13049,7 +12965,7 @@
           <w:sz w:val="24"/>
           <w:szCs w:val="24"/>
         </w:rPr>
-        <w:t>3</w:t>
+        <w:t xml:space="preserve">3 </w:t>
       </w:r>
       <w:r>
         <w:rPr>
@@ -13059,9 +12975,64 @@
           <w:sz w:val="24"/>
           <w:szCs w:val="24"/>
         </w:rPr>
-        <w:t xml:space="preserve"> </w:t>
-      </w:r>
-      <w:r>
+        <w:t>Phase 3: Progressive Modeling Pipeline (Parallel Approach)</w:t>
+      </w:r>
+    </w:p>
+    <w:p>
+      <w:pPr>
+        <w:rPr>
+          <w:rFonts w:ascii="Times New Roman" w:hAnsi="Times New Roman" w:cs="Times New Roman"/>
+          <w:b/>
+          <w:sz w:val="24"/>
+          <w:szCs w:val="24"/>
+        </w:rPr>
+      </w:pPr>
+    </w:p>
+    <w:p>
+      <w:pPr>
+        <w:rPr>
+          <w:rFonts w:ascii="Times New Roman" w:hAnsi="Times New Roman" w:cs="Times New Roman"/>
+          <w:sz w:val="24"/>
+          <w:szCs w:val="24"/>
+        </w:rPr>
+      </w:pPr>
+      <w:r>
+        <w:rPr>
+          <w:rFonts w:ascii="Times New Roman" w:hAnsi="Times New Roman" w:cs="Times New Roman"/>
+          <w:sz w:val="24"/>
+          <w:szCs w:val="24"/>
+        </w:rPr>
+        <w:t>Phase 3 is the core experimental phase of this research. It is called the Progressive Modeling Pipeline because it follows a strategy of increasing algorithmic complexity across three parallel tracks. All three tracks receive the same preprocessed dataset from Phase 2, and they run independently at the same time (in parallel). This parallel design allows for a fair, controlled comparison of all three approaches on identical data.</w:t>
+      </w:r>
+    </w:p>
+    <w:p>
+      <w:pPr>
+        <w:rPr>
+          <w:rFonts w:ascii="Times New Roman" w:hAnsi="Times New Roman" w:cs="Times New Roman"/>
+          <w:sz w:val="24"/>
+          <w:szCs w:val="24"/>
+        </w:rPr>
+      </w:pPr>
+      <w:r>
+        <w:rPr>
+          <w:rFonts w:ascii="Times New Roman" w:hAnsi="Times New Roman" w:cs="Times New Roman"/>
+          <w:sz w:val="24"/>
+          <w:szCs w:val="24"/>
+        </w:rPr>
+        <w:t>The three tracks are: Track 1 — Classical Machine Learning Baseline (Tier 1), Track 2 — Hybrid Feature-Based and Stacking Ensemble (Tier 2), and Track 3 — Transformer-Based Approach (Tier 3). Each track is described in detail below.</w:t>
+      </w:r>
+    </w:p>
+    <w:p>
+      <w:pPr>
+        <w:rPr>
+          <w:rFonts w:ascii="Times New Roman" w:hAnsi="Times New Roman" w:cs="Times New Roman"/>
+          <w:sz w:val="24"/>
+          <w:szCs w:val="24"/>
+        </w:rPr>
+      </w:pPr>
+    </w:p>
+    <w:p>
+      <w:pPr>
         <w:rPr>
           <w:rFonts w:ascii="Times New Roman" w:hAnsi="Times New Roman" w:cs="Times New Roman"/>
           <w:b/>
@@ -13069,64 +13040,8 @@
           <w:sz w:val="24"/>
           <w:szCs w:val="24"/>
         </w:rPr>
-        <w:t>Phase 3: Progressive Modeling Pipeline (Parallel Approach)</w:t>
-      </w:r>
-    </w:p>
-    <w:p>
-      <w:pPr>
-        <w:rPr>
-          <w:rFonts w:ascii="Times New Roman" w:hAnsi="Times New Roman" w:cs="Times New Roman"/>
-          <w:b/>
-          <w:sz w:val="24"/>
-          <w:szCs w:val="24"/>
-        </w:rPr>
-      </w:pPr>
-    </w:p>
-    <w:p>
-      <w:pPr>
-        <w:rPr>
-          <w:rFonts w:ascii="Times New Roman" w:hAnsi="Times New Roman" w:cs="Times New Roman"/>
-          <w:sz w:val="24"/>
-          <w:szCs w:val="24"/>
-        </w:rPr>
-      </w:pPr>
-      <w:r>
-        <w:rPr>
-          <w:rFonts w:ascii="Times New Roman" w:hAnsi="Times New Roman" w:cs="Times New Roman"/>
-          <w:sz w:val="24"/>
-          <w:szCs w:val="24"/>
-        </w:rPr>
-        <w:t>Phase 3 is the core experimental phase of this research. It is called the Progressive Modeling Pipeline because it follows a strategy of increasing algorithmic complexity across three parallel tracks. All three tracks receive the same preprocessed dataset from Phase 2, and they run independently at the same time (in parallel). This parallel design allows for a fair, controlled comparison of all three approaches on identical data.</w:t>
-      </w:r>
-    </w:p>
-    <w:p>
-      <w:pPr>
-        <w:rPr>
-          <w:rFonts w:ascii="Times New Roman" w:hAnsi="Times New Roman" w:cs="Times New Roman"/>
-          <w:sz w:val="24"/>
-          <w:szCs w:val="24"/>
-        </w:rPr>
-      </w:pPr>
-      <w:r>
-        <w:rPr>
-          <w:rFonts w:ascii="Times New Roman" w:hAnsi="Times New Roman" w:cs="Times New Roman"/>
-          <w:sz w:val="24"/>
-          <w:szCs w:val="24"/>
-        </w:rPr>
-        <w:t>The three tracks are: Track 1 — Classical Machine Learning Baseline (Tier 1), Track 2 — Hybrid Feature-Based and Stacking Ensemble (Tier 2), and Track 3 — Transformer-Based Approach (Tier 3). Each track is described in detail below.</w:t>
-      </w:r>
-    </w:p>
-    <w:p>
-      <w:pPr>
-        <w:rPr>
-          <w:rFonts w:ascii="Times New Roman" w:hAnsi="Times New Roman" w:cs="Times New Roman"/>
-          <w:sz w:val="24"/>
-          <w:szCs w:val="24"/>
-        </w:rPr>
-      </w:pPr>
-    </w:p>
-    <w:p>
-      <w:pPr>
+      </w:pPr>
+      <w:r>
         <w:rPr>
           <w:rFonts w:ascii="Times New Roman" w:hAnsi="Times New Roman" w:cs="Times New Roman"/>
           <w:b/>
@@ -13134,7 +13049,8 @@
           <w:sz w:val="24"/>
           <w:szCs w:val="24"/>
         </w:rPr>
-      </w:pPr>
+        <w:t>3.</w:t>
+      </w:r>
       <w:r>
         <w:rPr>
           <w:rFonts w:ascii="Times New Roman" w:hAnsi="Times New Roman" w:cs="Times New Roman"/>
@@ -13143,37 +13059,7 @@
           <w:sz w:val="24"/>
           <w:szCs w:val="24"/>
         </w:rPr>
-        <w:t>3.</w:t>
-      </w:r>
-      <w:r>
-        <w:rPr>
-          <w:rFonts w:ascii="Times New Roman" w:hAnsi="Times New Roman" w:cs="Times New Roman"/>
-          <w:b/>
-          <w:color w:val="000000"/>
-          <w:sz w:val="24"/>
-          <w:szCs w:val="24"/>
-        </w:rPr>
-        <w:t>3</w:t>
-      </w:r>
-      <w:r>
-        <w:rPr>
-          <w:rFonts w:ascii="Times New Roman" w:hAnsi="Times New Roman" w:cs="Times New Roman"/>
-          <w:b/>
-          <w:color w:val="000000"/>
-          <w:sz w:val="24"/>
-          <w:szCs w:val="24"/>
-        </w:rPr>
-        <w:t>.</w:t>
-      </w:r>
-      <w:r>
-        <w:rPr>
-          <w:rFonts w:ascii="Times New Roman" w:hAnsi="Times New Roman" w:cs="Times New Roman"/>
-          <w:b/>
-          <w:color w:val="000000"/>
-          <w:sz w:val="24"/>
-          <w:szCs w:val="24"/>
-        </w:rPr>
-        <w:t xml:space="preserve">1 </w:t>
+        <w:t xml:space="preserve">3.1 </w:t>
       </w:r>
       <w:r>
         <w:rPr>
@@ -13437,27 +13323,7 @@
           <w:sz w:val="24"/>
           <w:szCs w:val="24"/>
         </w:rPr>
-        <w:t>3.</w:t>
-      </w:r>
-      <w:r>
-        <w:rPr>
-          <w:rFonts w:ascii="Times New Roman" w:hAnsi="Times New Roman" w:cs="Times New Roman"/>
-          <w:b/>
-          <w:color w:val="000000"/>
-          <w:sz w:val="24"/>
-          <w:szCs w:val="24"/>
-        </w:rPr>
-        <w:t>2</w:t>
-      </w:r>
-      <w:r>
-        <w:rPr>
-          <w:rFonts w:ascii="Times New Roman" w:hAnsi="Times New Roman" w:cs="Times New Roman"/>
-          <w:b/>
-          <w:color w:val="000000"/>
-          <w:sz w:val="24"/>
-          <w:szCs w:val="24"/>
-        </w:rPr>
-        <w:t xml:space="preserve"> </w:t>
+        <w:t xml:space="preserve">3.2 </w:t>
       </w:r>
       <w:r>
         <w:rPr>
@@ -13916,27 +13782,7 @@
           <w:sz w:val="24"/>
           <w:szCs w:val="24"/>
         </w:rPr>
-        <w:t>3.</w:t>
-      </w:r>
-      <w:r>
-        <w:rPr>
-          <w:rFonts w:ascii="Times New Roman" w:hAnsi="Times New Roman" w:cs="Times New Roman"/>
-          <w:b/>
-          <w:color w:val="000000"/>
-          <w:sz w:val="24"/>
-          <w:szCs w:val="24"/>
-        </w:rPr>
-        <w:t>3</w:t>
-      </w:r>
-      <w:r>
-        <w:rPr>
-          <w:rFonts w:ascii="Times New Roman" w:hAnsi="Times New Roman" w:cs="Times New Roman"/>
-          <w:b/>
-          <w:color w:val="000000"/>
-          <w:sz w:val="24"/>
-          <w:szCs w:val="24"/>
-        </w:rPr>
-        <w:t xml:space="preserve"> </w:t>
+        <w:t xml:space="preserve">3.3 </w:t>
       </w:r>
       <w:r>
         <w:rPr>
@@ -14768,7 +14614,7 @@
           <w:sz w:val="24"/>
           <w:szCs w:val="24"/>
         </w:rPr>
-        <w:t>4</w:t>
+        <w:t xml:space="preserve">4 </w:t>
       </w:r>
       <w:r>
         <w:rPr>
@@ -14778,9 +14624,11 @@
           <w:sz w:val="24"/>
           <w:szCs w:val="24"/>
         </w:rPr>
-        <w:t xml:space="preserve"> </w:t>
-      </w:r>
-      <w:r>
+        <w:t>Phase 4: Evaluation and Output</w:t>
+      </w:r>
+    </w:p>
+    <w:p>
+      <w:pPr>
         <w:rPr>
           <w:rFonts w:ascii="Times New Roman" w:hAnsi="Times New Roman" w:cs="Times New Roman"/>
           <w:b/>
@@ -14788,8 +14636,33 @@
           <w:sz w:val="24"/>
           <w:szCs w:val="24"/>
         </w:rPr>
-        <w:t>Phase 4: Evaluation and Output</w:t>
-      </w:r>
+      </w:pPr>
+    </w:p>
+    <w:p>
+      <w:pPr>
+        <w:rPr>
+          <w:rFonts w:ascii="Times New Roman" w:hAnsi="Times New Roman" w:cs="Times New Roman"/>
+          <w:sz w:val="24"/>
+          <w:szCs w:val="24"/>
+        </w:rPr>
+      </w:pPr>
+      <w:r>
+        <w:rPr>
+          <w:rFonts w:ascii="Times New Roman" w:hAnsi="Times New Roman" w:cs="Times New Roman"/>
+          <w:sz w:val="24"/>
+          <w:szCs w:val="24"/>
+        </w:rPr>
+        <w:t>Phase 4 is the final phase of the methodology. As shown in the diagram, it has two parallel components: Comparative Analysis (on the left) and the Optimized Classification Model with its final output (in the center and right).</w:t>
+      </w:r>
+    </w:p>
+    <w:p>
+      <w:pPr>
+        <w:rPr>
+          <w:rFonts w:ascii="Times New Roman" w:hAnsi="Times New Roman" w:cs="Times New Roman"/>
+          <w:sz w:val="24"/>
+          <w:szCs w:val="24"/>
+        </w:rPr>
+      </w:pPr>
     </w:p>
     <w:p>
       <w:pPr>
@@ -14801,35 +14674,7 @@
           <w:szCs w:val="24"/>
         </w:rPr>
       </w:pPr>
-    </w:p>
-    <w:p>
-      <w:pPr>
-        <w:rPr>
-          <w:rFonts w:ascii="Times New Roman" w:hAnsi="Times New Roman" w:cs="Times New Roman"/>
-          <w:sz w:val="24"/>
-          <w:szCs w:val="24"/>
-        </w:rPr>
-      </w:pPr>
-      <w:r>
-        <w:rPr>
-          <w:rFonts w:ascii="Times New Roman" w:hAnsi="Times New Roman" w:cs="Times New Roman"/>
-          <w:sz w:val="24"/>
-          <w:szCs w:val="24"/>
-        </w:rPr>
-        <w:t>Phase 4 is the final phase of the methodology. As shown in the diagram, it has two parallel components: Comparative Analysis (on the left) and the Optimized Classification Model with its final output (in the center and right).</w:t>
-      </w:r>
-    </w:p>
-    <w:p>
-      <w:pPr>
-        <w:rPr>
-          <w:rFonts w:ascii="Times New Roman" w:hAnsi="Times New Roman" w:cs="Times New Roman"/>
-          <w:sz w:val="24"/>
-          <w:szCs w:val="24"/>
-        </w:rPr>
-      </w:pPr>
-    </w:p>
-    <w:p>
-      <w:pPr>
+      <w:r>
         <w:rPr>
           <w:rFonts w:ascii="Times New Roman" w:hAnsi="Times New Roman" w:cs="Times New Roman"/>
           <w:b/>
@@ -14837,7 +14682,8 @@
           <w:sz w:val="24"/>
           <w:szCs w:val="24"/>
         </w:rPr>
-      </w:pPr>
+        <w:t>3.</w:t>
+      </w:r>
       <w:r>
         <w:rPr>
           <w:rFonts w:ascii="Times New Roman" w:hAnsi="Times New Roman" w:cs="Times New Roman"/>
@@ -14846,47 +14692,7 @@
           <w:sz w:val="24"/>
           <w:szCs w:val="24"/>
         </w:rPr>
-        <w:t>3.</w:t>
-      </w:r>
-      <w:r>
-        <w:rPr>
-          <w:rFonts w:ascii="Times New Roman" w:hAnsi="Times New Roman" w:cs="Times New Roman"/>
-          <w:b/>
-          <w:color w:val="000000"/>
-          <w:sz w:val="24"/>
-          <w:szCs w:val="24"/>
-        </w:rPr>
-        <w:t>4</w:t>
-      </w:r>
-      <w:r>
-        <w:rPr>
-          <w:rFonts w:ascii="Times New Roman" w:hAnsi="Times New Roman" w:cs="Times New Roman"/>
-          <w:b/>
-          <w:color w:val="000000"/>
-          <w:sz w:val="24"/>
-          <w:szCs w:val="24"/>
-        </w:rPr>
-        <w:t>.</w:t>
-      </w:r>
-      <w:r>
-        <w:rPr>
-          <w:rFonts w:ascii="Times New Roman" w:hAnsi="Times New Roman" w:cs="Times New Roman"/>
-          <w:b/>
-          <w:color w:val="000000"/>
-          <w:sz w:val="24"/>
-          <w:szCs w:val="24"/>
-        </w:rPr>
-        <w:t>1</w:t>
-      </w:r>
-      <w:r>
-        <w:rPr>
-          <w:rFonts w:ascii="Times New Roman" w:hAnsi="Times New Roman" w:cs="Times New Roman"/>
-          <w:b/>
-          <w:color w:val="000000"/>
-          <w:sz w:val="24"/>
-          <w:szCs w:val="24"/>
-        </w:rPr>
-        <w:t xml:space="preserve"> </w:t>
+        <w:t xml:space="preserve">4.1 </w:t>
       </w:r>
       <w:r>
         <w:rPr>
@@ -15109,27 +14915,7 @@
           <w:sz w:val="24"/>
           <w:szCs w:val="24"/>
         </w:rPr>
-        <w:t>4.</w:t>
-      </w:r>
-      <w:r>
-        <w:rPr>
-          <w:rFonts w:ascii="Times New Roman" w:hAnsi="Times New Roman" w:cs="Times New Roman"/>
-          <w:b/>
-          <w:color w:val="000000"/>
-          <w:sz w:val="24"/>
-          <w:szCs w:val="24"/>
-        </w:rPr>
-        <w:t>2</w:t>
-      </w:r>
-      <w:r>
-        <w:rPr>
-          <w:rFonts w:ascii="Times New Roman" w:hAnsi="Times New Roman" w:cs="Times New Roman"/>
-          <w:b/>
-          <w:color w:val="000000"/>
-          <w:sz w:val="24"/>
-          <w:szCs w:val="24"/>
-        </w:rPr>
-        <w:t xml:space="preserve"> </w:t>
+        <w:t xml:space="preserve">4.2 </w:t>
       </w:r>
       <w:r>
         <w:rPr>
@@ -15552,17 +15338,7 @@
           <w:sz w:val="24"/>
           <w:szCs w:val="24"/>
         </w:rPr>
-        <w:t>5</w:t>
-      </w:r>
-      <w:r>
-        <w:rPr>
-          <w:rFonts w:ascii="Times New Roman" w:hAnsi="Times New Roman" w:cs="Times New Roman"/>
-          <w:b/>
-          <w:color w:val="000000"/>
-          <w:sz w:val="24"/>
-          <w:szCs w:val="24"/>
-        </w:rPr>
-        <w:t xml:space="preserve"> </w:t>
+        <w:t xml:space="preserve">5 </w:t>
       </w:r>
       <w:r>
         <w:rPr>
@@ -22298,6 +22074,14 @@
           <w:szCs w:val="24"/>
         </w:rPr>
       </w:pPr>
+      <w:r>
+        <w:rPr>
+          <w:rFonts w:ascii="Times New Roman" w:hAnsi="Times New Roman" w:cs="Times New Roman"/>
+          <w:sz w:val="24"/>
+          <w:szCs w:val="24"/>
+        </w:rPr>
+        <w:t>Test change</w:t>
+      </w:r>
     </w:p>
     <w:sectPr>
       <w:headerReference w:type="default" r:id="rId23"/>
@@ -26881,6 +26665,7 @@
     <w:lsdException w:name="HTML Sample" w:semiHidden="1" w:unhideWhenUsed="1"/>
     <w:lsdException w:name="HTML Typewriter" w:semiHidden="1" w:unhideWhenUsed="1"/>
     <w:lsdException w:name="HTML Variable" w:semiHidden="1" w:unhideWhenUsed="1"/>
+    <w:lsdException w:name="Normal Table" w:semiHidden="1" w:unhideWhenUsed="1"/>
     <w:lsdException w:name="annotation subject" w:semiHidden="1" w:unhideWhenUsed="1"/>
     <w:lsdException w:name="No List" w:semiHidden="1" w:unhideWhenUsed="1"/>
     <w:lsdException w:name="Outline List 1" w:semiHidden="1" w:unhideWhenUsed="1"/>
@@ -26923,8 +26708,11 @@
     <w:lsdException w:name="Table Contemporary" w:semiHidden="1" w:unhideWhenUsed="1"/>
     <w:lsdException w:name="Table Elegant" w:semiHidden="1" w:unhideWhenUsed="1"/>
     <w:lsdException w:name="Table Professional" w:semiHidden="1" w:unhideWhenUsed="1"/>
+    <w:lsdException w:name="Table Subtle 1" w:semiHidden="1" w:unhideWhenUsed="1"/>
     <w:lsdException w:name="Table Subtle 2" w:semiHidden="1" w:unhideWhenUsed="1"/>
     <w:lsdException w:name="Table Web 1" w:semiHidden="1" w:unhideWhenUsed="1"/>
+    <w:lsdException w:name="Table Web 2" w:semiHidden="1" w:unhideWhenUsed="1"/>
+    <w:lsdException w:name="Table Web 3" w:semiHidden="1" w:unhideWhenUsed="1"/>
     <w:lsdException w:name="Balloon Text" w:semiHidden="1" w:unhideWhenUsed="1"/>
     <w:lsdException w:name="Table Grid" w:uiPriority="0"/>
     <w:lsdException w:name="Table Theme" w:semiHidden="1" w:unhideWhenUsed="1"/>
